--- a/assets/templates/Centers/center-b/Договор_шаблон_2.docx
+++ b/assets/templates/Centers/center-b/Договор_шаблон_2.docx
@@ -173,7 +173,7 @@
                 <w:sz w:val="14"/>
                 <w:szCs w:val="14"/>
               </w:rPr>
-              <w:t xml:space="preserve">22.11.2013 Л041-01148-78/00563298 предоставленная комитетом по здравоохранению Санкт-Петербурга, именуемым в дальнейшем исполнитель, в лице Баронина Виктора Евгеньевича, действующего на основании Устава, с одной стороны и </w:t>
+              <w:t xml:space="preserve">21.02.2022 Л041-01149-47/00382083 предоставленная комитетом по здравоохранению Ленинградской области, именуемым в дальнейшем исполнитель, в лице Баронина Виктора Евгеньевича, действующего на основании Устава, с одной стороны и </w:t>
             </w:r>
           </w:p>
           <w:p>
@@ -3166,14 +3166,6 @@
                       <w:szCs w:val="18"/>
                     </w:rPr>
                     <w:t>рабо</w:t>
-                  </w:r>
-                  <w:r>
-                    <w:rPr>
-                      <w:rFonts w:ascii="Times New Roman" w:hAnsi="Times New Roman" w:cs="Times New Roman"/>
-                      <w:sz w:val="18"/>
-                      <w:szCs w:val="18"/>
-                    </w:rPr>
-                    <w:t>то</w:t>
                   </w:r>
                   <w:r>
                     <w:rPr>
